--- a/deliverables/SPRINT_V4-V9/NEW_V8_FORMER_V28_Sprint_Production_Package/06_PUBLISHING/Publishing_Materials.docx
+++ b/deliverables/SPRINT_V4-V9/NEW_V8_FORMER_V28_Sprint_Production_Package/06_PUBLISHING/Publishing_Materials.docx
@@ -163,7 +163,7 @@
         <w:rPr>
           <w:sz w:val="21"/>
         </w:rPr>
-        <w:t>Sunday, September 13, 2026 | 8:00 PM CT</w:t>
+        <w:t>Sunday, September 13, 2026 | 8:44 PM CT</w:t>
       </w:r>
     </w:p>
     <w:p>

--- a/deliverables/SPRINT_V4-V9/NEW_V8_FORMER_V28_Sprint_Production_Package/06_PUBLISHING/Publishing_Materials.docx
+++ b/deliverables/SPRINT_V4-V9/NEW_V8_FORMER_V28_Sprint_Production_Package/06_PUBLISHING/Publishing_Materials.docx
@@ -163,7 +163,7 @@
         <w:rPr>
           <w:sz w:val="21"/>
         </w:rPr>
-        <w:t>Sunday, September 13, 2026 | 8:44 PM CT</w:t>
+        <w:t>Monday, September 14, 2026 | 5:48 AM CT</w:t>
       </w:r>
     </w:p>
     <w:p>
@@ -306,15 +306,16 @@
     </w:p>
     <w:p>
       <w:pPr>
-        <w:spacing w:before="0" w:after="120"/>
+        <w:spacing w:before="100" w:after="200"/>
       </w:pPr>
       <w:r>
         <w:rPr>
           <w:b w:val="0"/>
           <w:i w:val="0"/>
-          <w:sz w:val="21"/>
+          <w:color w:val="5A6B82"/>
+          <w:sz w:val="19"/>
         </w:rPr>
-        <w:t>The day your access ends, your memory is still yours. Your work may not be. The dashboard is gone. The project folder is gone. And six months later somebody asks what exactly changed because of your work.</w:t>
+        <w:t>Copy-ready, from the approved revised description package of September 14, 2026. Reproduced exactly: wording, emojis, resource name and URL are not edited here.</w:t>
       </w:r>
     </w:p>
     <w:p>
@@ -327,6 +328,7 @@
           <w:i w:val="0"/>
           <w:sz w:val="21"/>
         </w:rPr>
+        <w:t>The day your access ends, your memory is still yours. Your work may not be. The dashboard is gone. The project folder is gone. And six months later somebody asks what exactly changed because of your work.</w:t>
       </w:r>
     </w:p>
     <w:p>
@@ -352,31 +354,7 @@
           <w:i w:val="0"/>
           <w:sz w:val="21"/>
         </w:rPr>
-      </w:r>
-    </w:p>
-    <w:p>
-      <w:pPr>
-        <w:spacing w:before="0" w:after="120"/>
-      </w:pPr>
-      <w:r>
-        <w:rPr>
-          <w:b w:val="0"/>
-          <w:i w:val="0"/>
-          <w:sz w:val="21"/>
-        </w:rPr>
         <w:t>This is not about taking company files. It is about keeping a lawful record of your own contribution: the baseline, the scope, the decision, the result, and how you know the result was real.</w:t>
-      </w:r>
-    </w:p>
-    <w:p>
-      <w:pPr>
-        <w:spacing w:before="0" w:after="120"/>
-      </w:pPr>
-      <w:r>
-        <w:rPr>
-          <w:b w:val="0"/>
-          <w:i w:val="0"/>
-          <w:sz w:val="21"/>
-        </w:rPr>
       </w:r>
     </w:p>
     <w:p>
@@ -394,7 +372,7 @@
     </w:p>
     <w:p>
       <w:pPr>
-        <w:spacing w:before="0" w:after="80"/>
+        <w:spacing w:before="0" w:after="40"/>
       </w:pPr>
       <w:r>
         <w:rPr>
@@ -406,15 +384,80 @@
     </w:p>
     <w:p>
       <w:pPr>
-        <w:spacing w:before="0" w:after="40"/>
+        <w:spacing w:before="80" w:after="40"/>
       </w:pPr>
       <w:r>
         <w:rPr>
           <w:b/>
           <w:i w:val="0"/>
-          <w:sz w:val="18"/>
+          <w:sz w:val="21"/>
         </w:rPr>
-        <w:t>WATCH NEXT</w:t>
+        <w:t>📘 Career evidence system</w:t>
+      </w:r>
+    </w:p>
+    <w:p>
+      <w:pPr>
+        <w:spacing w:before="0" w:after="120"/>
+      </w:pPr>
+      <w:r>
+        <w:rPr>
+          <w:b w:val="0"/>
+          <w:i w:val="0"/>
+          <w:sz w:val="21"/>
+        </w:rPr>
+        <w:t>Keep the Proof</w:t>
+      </w:r>
+    </w:p>
+    <w:p>
+      <w:pPr>
+        <w:spacing w:before="0" w:after="120"/>
+      </w:pPr>
+      <w:r>
+        <w:rPr>
+          <w:b w:val="0"/>
+          <w:i w:val="0"/>
+          <w:sz w:val="21"/>
+        </w:rPr>
+        <w:t>A 60-minute career evidence system for capturing the proof inside your work before access, memory, or context disappears.</w:t>
+      </w:r>
+    </w:p>
+    <w:p>
+      <w:pPr>
+        <w:spacing w:before="0" w:after="120"/>
+      </w:pPr>
+      <w:r>
+        <w:rPr>
+          <w:b w:val="0"/>
+          <w:i w:val="0"/>
+          <w:color w:val="8A6D1E"/>
+          <w:sz w:val="21"/>
+        </w:rPr>
+        <w:t>https://temidayoafonja.com/keep-the-proof</w:t>
+      </w:r>
+    </w:p>
+    <w:p>
+      <w:pPr>
+        <w:spacing w:before="0" w:after="40"/>
+      </w:pPr>
+      <w:r>
+        <w:rPr>
+          <w:b w:val="0"/>
+          <w:i w:val="0"/>
+          <w:sz w:val="22"/>
+        </w:rPr>
+      </w:r>
+    </w:p>
+    <w:p>
+      <w:pPr>
+        <w:spacing w:before="80" w:after="40"/>
+      </w:pPr>
+      <w:r>
+        <w:rPr>
+          <w:b/>
+          <w:i w:val="0"/>
+          <w:sz w:val="21"/>
+        </w:rPr>
+        <w:t>🎥 Watch next</w:t>
       </w:r>
     </w:p>
     <w:p>
@@ -432,15 +475,41 @@
     </w:p>
     <w:p>
       <w:pPr>
+        <w:spacing w:before="0" w:after="120"/>
+      </w:pPr>
+      <w:r>
+        <w:rPr>
+          <w:b w:val="0"/>
+          <w:i w:val="0"/>
+          <w:color w:val="8A6D1E"/>
+          <w:sz w:val="21"/>
+        </w:rPr>
+        <w:t>[PASTE VIDEO URL AFTER UPLOAD]</w:t>
+      </w:r>
+    </w:p>
+    <w:p>
+      <w:pPr>
         <w:spacing w:before="0" w:after="40"/>
+      </w:pPr>
+      <w:r>
+        <w:rPr>
+          <w:b w:val="0"/>
+          <w:i w:val="0"/>
+          <w:sz w:val="22"/>
+        </w:rPr>
+      </w:r>
+    </w:p>
+    <w:p>
+      <w:pPr>
+        <w:spacing w:before="80" w:after="40"/>
       </w:pPr>
       <w:r>
         <w:rPr>
           <w:b/>
           <w:i w:val="0"/>
-          <w:sz w:val="18"/>
+          <w:sz w:val="21"/>
         </w:rPr>
-        <w:t>PLAYLIST</w:t>
+        <w:t>📺 Playlist</w:t>
       </w:r>
     </w:p>
     <w:p>
@@ -458,7 +527,21 @@
     </w:p>
     <w:p>
       <w:pPr>
-        <w:spacing w:before="0" w:after="160"/>
+        <w:spacing w:before="0" w:after="120"/>
+      </w:pPr>
+      <w:r>
+        <w:rPr>
+          <w:b w:val="0"/>
+          <w:i w:val="0"/>
+          <w:color w:val="8A6D1E"/>
+          <w:sz w:val="21"/>
+        </w:rPr>
+        <w:t>[PASTE PLAYLIST URL AFTER UPLOAD]</w:t>
+      </w:r>
+    </w:p>
+    <w:p>
+      <w:pPr>
+        <w:spacing w:before="120" w:after="160"/>
       </w:pPr>
       <w:r>
         <w:rPr>
@@ -467,7 +550,94 @@
           <w:color w:val="5A6B82"/>
           <w:sz w:val="18"/>
         </w:rPr>
-        <w:t>[ EDITOR: paste the real video and playlist URLs here after upload. No URL in this package is a live link. ]</w:t>
+        <w:t>[ EDITOR: paste the real video and playlist URLs here after upload. No URL in this package is a live link. The resource URL above is the approved destination and is left as written. ]</w:t>
+      </w:r>
+    </w:p>
+    <w:p>
+      <w:pPr>
+        <w:spacing w:before="320" w:after="120"/>
+        <w:keepNext w:val="1"/>
+        <w:keepLines w:val="1"/>
+      </w:pPr>
+      <w:r>
+        <w:rPr>
+          <w:b/>
+          <w:i w:val="0"/>
+          <w:color w:val="112345"/>
+          <w:sz w:val="26"/>
+        </w:rPr>
+        <w:t>RESOURCE BLOCK</w:t>
+      </w:r>
+    </w:p>
+    <w:p>
+      <w:pPr>
+        <w:spacing w:after="80"/>
+      </w:pPr>
+      <w:r>
+        <w:rPr>
+          <w:b/>
+          <w:color w:val="8A6D1E"/>
+          <w:sz w:val="20"/>
+        </w:rPr>
+        <w:t xml:space="preserve">Resource  </w:t>
+      </w:r>
+      <w:r>
+        <w:rPr>
+          <w:sz w:val="21"/>
+        </w:rPr>
+        <w:t>Keep the Proof</w:t>
+      </w:r>
+    </w:p>
+    <w:p>
+      <w:pPr>
+        <w:spacing w:after="80"/>
+      </w:pPr>
+      <w:r>
+        <w:rPr>
+          <w:b/>
+          <w:color w:val="8A6D1E"/>
+          <w:sz w:val="20"/>
+        </w:rPr>
+        <w:t xml:space="preserve">Label  </w:t>
+      </w:r>
+      <w:r>
+        <w:rPr>
+          <w:sz w:val="21"/>
+        </w:rPr>
+        <w:t>📘 Career evidence system</w:t>
+      </w:r>
+    </w:p>
+    <w:p>
+      <w:pPr>
+        <w:spacing w:after="80"/>
+      </w:pPr>
+      <w:r>
+        <w:rPr>
+          <w:b/>
+          <w:color w:val="8A6D1E"/>
+          <w:sz w:val="20"/>
+        </w:rPr>
+        <w:t xml:space="preserve">URL  </w:t>
+      </w:r>
+      <w:r>
+        <w:rPr>
+          <w:sz w:val="21"/>
+        </w:rPr>
+        <w:t>https://temidayoafonja.com/keep-the-proof</w:t>
+      </w:r>
+    </w:p>
+    <w:p>
+      <w:pPr>
+        <w:spacing w:before="100" w:after="200"/>
+      </w:pPr>
+      <w:r>
+        <w:rPr>
+          <w:b w:val="0"/>
+          <w:i w:val="0"/>
+          <w:color w:val="5A6B82"/>
+          <w:sz w:val="19"/>
+        </w:rPr>
+        <w:t>One relevant resource, and only one. No other product appears in this description.</w:t>
       </w:r>
     </w:p>
     <w:p>
@@ -548,7 +718,19 @@
         <w:rPr>
           <w:sz w:val="21"/>
         </w:rPr>
-        <w:t>•   No resource URL appears in this package: the script names none.</w:t>
+        <w:t>•   The script names no resource, so no resource is spoken. The description carries one, and it is the approved one.</w:t>
+      </w:r>
+    </w:p>
+    <w:p>
+      <w:pPr>
+        <w:spacing w:after="80" w:line="278" w:lineRule="auto"/>
+        <w:ind w:left="547" w:hanging="230"/>
+      </w:pPr>
+      <w:r>
+        <w:rPr>
+          <w:sz w:val="21"/>
+        </w:rPr>
+        <w:t>•   The resource and Watch Next are kept apart. They do different jobs: the resource is optional deeper help, Watch Next is the next content path.</w:t>
       </w:r>
     </w:p>
     <w:p>
